--- a/flow/20230927_hours/drafts/2024-04-g/12.04.docx
+++ b/flow/20230927_hours/drafts/2024-04-g/12.04.docx
@@ -1199,20 +1199,11 @@
       </w:r>
     </w:p>
     <w:p>
-      <w:pPr>
-        <w:spacing w:line="240" w:lineRule="auto"/>
-        <w:rPr>
-          <w:rFonts w:ascii="Times New Roman" w:hAnsi="Times New Roman"/>
-          <w:i/>
-          <w:color w:val="FF0000"/>
-          <w:sz w:val="24"/>
-        </w:rPr>
-      </w:pPr>
-      <w:r>
-        <w:rPr>
-          <w:rFonts w:ascii="Times New Roman" w:hAnsi="Times New Roman"/>
-          <w:i/>
-          <w:color w:val="FF0000"/>
+      <w:r>
+        <w:rPr>
+          <w:rFonts w:ascii="Times New Roman" w:hAnsi="Times New Roman"/>
+          <w:i/>
+          <w:color w:val="FF4400"/>
           <w:sz w:val="24"/>
         </w:rPr>
         <w:t xml:space="preserve">Тропар (г. 7): </w:t>
@@ -1220,9 +1211,10 @@
       <w:r>
         <w:rPr>
           <w:rFonts w:ascii="Times New Roman" w:hAnsi="Times New Roman"/>
-          <w:sz w:val="24"/>
-        </w:rPr>
-        <w:t>Хоч запечатаний був гріб,* як життя із гробу возсіяв Ти, Христе Боже,* і хоч замкнені були двері,* ученикам представ єси, як воскресіння всіх,* дух правий через них обновлюючи нам,* по великій Твоїй милості.</w:t>
+          <w:color w:val="333333"/>
+          <w:sz w:val="24"/>
+        </w:rPr>
+        <w:t>Хоч запечатаний був гріб,* як життя із гробу возсіяв Ти, Христе Боже,* і хоч замкнені були двері,* ученикам представ єси, як воскресіння всіх,* дух правий через них обновляючи нам,* по великій Твоїй милості.</w:t>
       </w:r>
     </w:p>
     <w:p>
@@ -1525,28 +1517,22 @@
       </w:r>
     </w:p>
     <w:p>
-      <w:pPr>
-        <w:spacing w:line="240" w:lineRule="auto"/>
-        <w:rPr>
-          <w:rFonts w:ascii="Times New Roman" w:hAnsi="Times New Roman"/>
-          <w:sz w:val="24"/>
-        </w:rPr>
-      </w:pPr>
-      <w:r>
-        <w:rPr>
-          <w:rFonts w:ascii="Times New Roman" w:hAnsi="Times New Roman"/>
-          <w:i/>
-          <w:color w:val="FF0000"/>
-          <w:sz w:val="24"/>
-        </w:rPr>
-        <w:t xml:space="preserve">Кондак (г. 8): </w:t>
-      </w:r>
-      <w:r>
-        <w:rPr>
-          <w:rFonts w:ascii="Times New Roman" w:hAnsi="Times New Roman"/>
-          <w:sz w:val="24"/>
-        </w:rPr>
-        <w:t>Допитливою десницею* життєдайні Твої ребра Тома провірив, Христе Боже,* бо, хоч замкнені були двері, як Ти увійшов,* він із іншими апостолами кликав до Тебе:* Господь єси і Бог мій.</w:t>
+      <w:r>
+        <w:rPr>
+          <w:rFonts w:ascii="Times New Roman" w:hAnsi="Times New Roman"/>
+          <w:i/>
+          <w:color w:val="FF4400"/>
+          <w:sz w:val="24"/>
+        </w:rPr>
+        <w:t>Кондак (г. 8):</w:t>
+      </w:r>
+      <w:r>
+        <w:rPr>
+          <w:rFonts w:ascii="Times New Roman" w:hAnsi="Times New Roman"/>
+          <w:color w:val="333333"/>
+          <w:sz w:val="24"/>
+        </w:rPr>
+        <w:t xml:space="preserve"> Допитливою десницею* життєдайні Твої ребра Тома провірив, Христе Боже,* бо, хоч замкнені були двері, як Ти увійшов,* він із іншими апостолами кликав до Тебе:* Господь єси і Бог мій.</w:t>
       </w:r>
     </w:p>
     <w:p>
@@ -3545,20 +3531,11 @@
       </w:r>
     </w:p>
     <w:p>
-      <w:pPr>
-        <w:spacing w:line="240" w:lineRule="auto"/>
-        <w:rPr>
-          <w:rFonts w:ascii="Times New Roman" w:hAnsi="Times New Roman"/>
-          <w:i/>
-          <w:color w:val="FF0000"/>
-          <w:sz w:val="24"/>
-        </w:rPr>
-      </w:pPr>
-      <w:r>
-        <w:rPr>
-          <w:rFonts w:ascii="Times New Roman" w:hAnsi="Times New Roman"/>
-          <w:i/>
-          <w:color w:val="FF0000"/>
+      <w:r>
+        <w:rPr>
+          <w:rFonts w:ascii="Times New Roman" w:hAnsi="Times New Roman"/>
+          <w:i/>
+          <w:color w:val="FF4400"/>
           <w:sz w:val="24"/>
         </w:rPr>
         <w:t xml:space="preserve">Тропар (г. 7): </w:t>
@@ -3566,24 +3543,6 @@
       <w:r>
         <w:rPr>
           <w:rFonts w:ascii="Times New Roman" w:hAnsi="Times New Roman"/>
-          <w:sz w:val="24"/>
-        </w:rPr>
-        <w:t>Хоч запечатаний був гріб,* як життя із гробу возсіяв Ти, Христе Боже,* і хоч замкнені були двері,* ученикам представ єси, як воскресіння всіх,* дух правий через них обновлюючи нам,* по великій Твоїй милості.</w:t>
-      </w:r>
-    </w:p>
-    <w:p>
-      <w:r>
-        <w:rPr>
-          <w:rFonts w:ascii="Times New Roman" w:hAnsi="Times New Roman"/>
-          <w:i/>
-          <w:color w:val="FF4400"/>
-          <w:sz w:val="24"/>
-        </w:rPr>
-        <w:t xml:space="preserve">Тропар (г. 7): </w:t>
-      </w:r>
-      <w:r>
-        <w:rPr>
-          <w:rFonts w:ascii="Times New Roman" w:hAnsi="Times New Roman"/>
           <w:color w:val="333333"/>
           <w:sz w:val="24"/>
         </w:rPr>
@@ -3607,33 +3566,21 @@
       </w:r>
     </w:p>
     <w:p>
-      <w:pPr>
-        <w:spacing w:after="120" w:line="240" w:lineRule="auto"/>
-        <w:ind w:hanging="2"/>
-        <w:jc w:val="both"/>
-        <w:rPr>
-          <w:rFonts w:ascii="Times New Roman" w:hAnsi="Times New Roman"/>
-          <w:sz w:val="24"/>
-          <w:szCs w:val="24"/>
-        </w:rPr>
-      </w:pPr>
-      <w:r>
-        <w:rPr>
-          <w:rFonts w:ascii="Times New Roman" w:hAnsi="Times New Roman"/>
-          <w:i/>
-          <w:color w:val="FF0000"/>
-          <w:sz w:val="24"/>
-          <w:szCs w:val="24"/>
-        </w:rPr>
-        <w:t>Тропар (г. 3):</w:t>
-      </w:r>
-      <w:r>
-        <w:rPr>
-          <w:rFonts w:ascii="Times New Roman" w:hAnsi="Times New Roman"/>
-          <w:sz w:val="24"/>
-          <w:szCs w:val="24"/>
-        </w:rPr>
-        <w:t xml:space="preserve"> Апостоли святі, моліть милостивого Бога,* щоб відпущення прогрішень подав душам нашим.</w:t>
+      <w:r>
+        <w:rPr>
+          <w:rFonts w:ascii="Times New Roman" w:hAnsi="Times New Roman"/>
+          <w:i/>
+          <w:color w:val="FF0000"/>
+          <w:sz w:val="24"/>
+        </w:rPr>
+        <w:t>Тропар (г. 8):</w:t>
+      </w:r>
+      <w:r>
+        <w:rPr>
+          <w:rFonts w:ascii="Times New Roman" w:hAnsi="Times New Roman"/>
+          <w:sz w:val="24"/>
+        </w:rPr>
+        <w:t xml:space="preserve"> Православія наставнику, благочестя учителю і чистоти вселенної світильнику,* архиєреїв богонатхненна прикрасо, Василію премудрий,* ученням твоїм Ти все просвітив, сопілко духовна.* Моли Христа Бога, щоб спаслися душі наші.</w:t>
       </w:r>
     </w:p>
     <w:p>
@@ -3911,33 +3858,28 @@
       </w:r>
     </w:p>
     <w:p>
-      <w:pPr>
-        <w:spacing w:after="120" w:line="240" w:lineRule="auto"/>
-        <w:ind w:hanging="2"/>
-        <w:jc w:val="both"/>
-        <w:rPr>
-          <w:rFonts w:ascii="Times New Roman" w:hAnsi="Times New Roman"/>
-          <w:sz w:val="24"/>
-          <w:szCs w:val="24"/>
-        </w:rPr>
-      </w:pPr>
-      <w:r>
-        <w:rPr>
-          <w:rFonts w:ascii="Times New Roman" w:hAnsi="Times New Roman"/>
-          <w:i/>
-          <w:color w:val="FF0000"/>
-          <w:sz w:val="24"/>
-          <w:szCs w:val="24"/>
-        </w:rPr>
-        <w:t>Кондак (г. 4):</w:t>
-      </w:r>
-      <w:r>
-        <w:rPr>
-          <w:rFonts w:ascii="Times New Roman" w:hAnsi="Times New Roman"/>
-          <w:sz w:val="24"/>
-          <w:szCs w:val="24"/>
-        </w:rPr>
-        <w:t xml:space="preserve"> Настало чесне свято апостолів,* що просвічує нас і проганяє гріховну імлу* від тих, які взивають:* явилося світло і прийшло визволення.</w:t>
+      <w:r>
+        <w:rPr>
+          <w:rFonts w:ascii="Times New Roman" w:hAnsi="Times New Roman"/>
+          <w:i/>
+          <w:color w:val="FF0000"/>
+          <w:sz w:val="24"/>
+        </w:rPr>
+        <w:t>Кондак (г. 2):</w:t>
+      </w:r>
+      <w:r>
+        <w:rPr>
+          <w:rFonts w:ascii="Times New Roman" w:hAnsi="Times New Roman"/>
+          <w:sz w:val="24"/>
+        </w:rPr>
+        <w:t xml:space="preserve"> Запалившись світл</w:t>
+      </w:r>
+      <w:r>
+        <w:rPr>
+          <w:rFonts w:ascii="Times New Roman" w:hAnsi="Times New Roman"/>
+          <w:sz w:val="24"/>
+        </w:rPr>
+        <w:t xml:space="preserve">ом Всевишнього, Блаженний отче,* ти просвітлюєш усіх, що з любов’ю вшановують твоє чесне страждання.* Василію священностраждальний,* моли Христа Бога неустанно за всіх нас. </w:t>
       </w:r>
     </w:p>
     <w:p>
@@ -5748,20 +5690,11 @@
       </w:r>
     </w:p>
     <w:p>
-      <w:pPr>
-        <w:spacing w:line="240" w:lineRule="auto"/>
-        <w:rPr>
-          <w:rFonts w:ascii="Times New Roman" w:hAnsi="Times New Roman"/>
-          <w:i/>
-          <w:color w:val="FF0000"/>
-          <w:sz w:val="24"/>
-        </w:rPr>
-      </w:pPr>
-      <w:r>
-        <w:rPr>
-          <w:rFonts w:ascii="Times New Roman" w:hAnsi="Times New Roman"/>
-          <w:i/>
-          <w:color w:val="FF0000"/>
+      <w:r>
+        <w:rPr>
+          <w:rFonts w:ascii="Times New Roman" w:hAnsi="Times New Roman"/>
+          <w:i/>
+          <w:color w:val="FF4400"/>
           <w:sz w:val="24"/>
         </w:rPr>
         <w:t xml:space="preserve">Тропар (г. 7): </w:t>
@@ -5769,9 +5702,10 @@
       <w:r>
         <w:rPr>
           <w:rFonts w:ascii="Times New Roman" w:hAnsi="Times New Roman"/>
-          <w:sz w:val="24"/>
-        </w:rPr>
-        <w:t>Хоч запечатаний був гріб,* як життя із гробу возсіяв Ти, Христе Боже,* і хоч замкнені були двері,* ученикам представ єси, як воскресіння всіх,* дух правий через них обновлюючи нам,* по великій Твоїй милості.</w:t>
+          <w:color w:val="333333"/>
+          <w:sz w:val="24"/>
+        </w:rPr>
+        <w:t>Хоч запечатаний був гріб,* як життя із гробу возсіяв Ти, Христе Боже,* і хоч замкнені були двері,* ученикам представ єси, як воскресіння всіх,* дух правий через них обновляючи нам,* по великій Твоїй милості.</w:t>
       </w:r>
     </w:p>
     <w:p>
@@ -6050,29 +5984,22 @@
       </w:r>
     </w:p>
     <w:p>
-      <w:pPr>
-        <w:spacing w:line="240" w:lineRule="auto"/>
-        <w:rPr>
-          <w:rFonts w:ascii="Times New Roman" w:hAnsi="Times New Roman"/>
-          <w:sz w:val="24"/>
-        </w:rPr>
-      </w:pPr>
-      <w:r>
-        <w:rPr>
-          <w:rFonts w:ascii="Times New Roman" w:hAnsi="Times New Roman"/>
-          <w:i/>
-          <w:color w:val="FF0000"/>
-          <w:sz w:val="24"/>
-        </w:rPr>
-        <w:lastRenderedPageBreak/>
-        <w:t xml:space="preserve">Кондак (г. 8): </w:t>
-      </w:r>
-      <w:r>
-        <w:rPr>
-          <w:rFonts w:ascii="Times New Roman" w:hAnsi="Times New Roman"/>
-          <w:sz w:val="24"/>
-        </w:rPr>
-        <w:t>Допитливою десницею* життєдайні Твої ребра Тома провірив, Христе Боже,* бо, хоч замкнені були двері, як Ти увійшов,* він із іншими апостолами кликав до Тебе:* Господь єси і Бог мій.</w:t>
+      <w:r>
+        <w:rPr>
+          <w:rFonts w:ascii="Times New Roman" w:hAnsi="Times New Roman"/>
+          <w:i/>
+          <w:color w:val="FF4400"/>
+          <w:sz w:val="24"/>
+        </w:rPr>
+        <w:t>Кондак (г. 8):</w:t>
+      </w:r>
+      <w:r>
+        <w:rPr>
+          <w:rFonts w:ascii="Times New Roman" w:hAnsi="Times New Roman"/>
+          <w:color w:val="333333"/>
+          <w:sz w:val="24"/>
+        </w:rPr>
+        <w:t xml:space="preserve"> Допитливою десницею* життєдайні Твої ребра Тома провірив, Христе Боже,* бо, хоч замкнені були двері, як Ти увійшов,* він із іншими апостолами кликав до Тебе:* Господь єси і Бог мій.</w:t>
       </w:r>
     </w:p>
     <w:p>
@@ -7790,20 +7717,11 @@
       </w:r>
     </w:p>
     <w:p>
-      <w:pPr>
-        <w:spacing w:line="240" w:lineRule="auto"/>
-        <w:rPr>
-          <w:rFonts w:ascii="Times New Roman" w:hAnsi="Times New Roman"/>
-          <w:i/>
-          <w:color w:val="FF0000"/>
-          <w:sz w:val="24"/>
-        </w:rPr>
-      </w:pPr>
-      <w:r>
-        <w:rPr>
-          <w:rFonts w:ascii="Times New Roman" w:hAnsi="Times New Roman"/>
-          <w:i/>
-          <w:color w:val="FF0000"/>
+      <w:r>
+        <w:rPr>
+          <w:rFonts w:ascii="Times New Roman" w:hAnsi="Times New Roman"/>
+          <w:i/>
+          <w:color w:val="FF4400"/>
           <w:sz w:val="24"/>
         </w:rPr>
         <w:t xml:space="preserve">Тропар (г. 7): </w:t>
@@ -7811,24 +7729,6 @@
       <w:r>
         <w:rPr>
           <w:rFonts w:ascii="Times New Roman" w:hAnsi="Times New Roman"/>
-          <w:sz w:val="24"/>
-        </w:rPr>
-        <w:t>Хоч запечатаний був гріб,* як життя із гробу возсіяв Ти, Христе Боже,* і хоч замкнені були двері,* ученикам представ єси, як воскресіння всіх,* дух правий через них обновлюючи нам,* по великій Твоїй милості.</w:t>
-      </w:r>
-    </w:p>
-    <w:p>
-      <w:r>
-        <w:rPr>
-          <w:rFonts w:ascii="Times New Roman" w:hAnsi="Times New Roman"/>
-          <w:i/>
-          <w:color w:val="FF4400"/>
-          <w:sz w:val="24"/>
-        </w:rPr>
-        <w:t xml:space="preserve">Тропар (г. 7): </w:t>
-      </w:r>
-      <w:r>
-        <w:rPr>
-          <w:rFonts w:ascii="Times New Roman" w:hAnsi="Times New Roman"/>
           <w:color w:val="333333"/>
           <w:sz w:val="24"/>
         </w:rPr>
@@ -7852,33 +7752,21 @@
       </w:r>
     </w:p>
     <w:p>
-      <w:pPr>
-        <w:spacing w:after="120" w:line="240" w:lineRule="auto"/>
-        <w:ind w:hanging="2"/>
-        <w:jc w:val="both"/>
-        <w:rPr>
-          <w:rFonts w:ascii="Times New Roman" w:hAnsi="Times New Roman"/>
-          <w:sz w:val="24"/>
-          <w:szCs w:val="24"/>
-        </w:rPr>
-      </w:pPr>
-      <w:r>
-        <w:rPr>
-          <w:rFonts w:ascii="Times New Roman" w:hAnsi="Times New Roman"/>
-          <w:i/>
-          <w:color w:val="FF0000"/>
-          <w:sz w:val="24"/>
-          <w:szCs w:val="24"/>
-        </w:rPr>
-        <w:t>Тропар (г. 3):</w:t>
-      </w:r>
-      <w:r>
-        <w:rPr>
-          <w:rFonts w:ascii="Times New Roman" w:hAnsi="Times New Roman"/>
-          <w:sz w:val="24"/>
-          <w:szCs w:val="24"/>
-        </w:rPr>
-        <w:t xml:space="preserve"> Апостоли святі, моліть милостивого Бога,* щоб відпущення прогрішень подав душам нашим.</w:t>
+      <w:r>
+        <w:rPr>
+          <w:rFonts w:ascii="Times New Roman" w:hAnsi="Times New Roman"/>
+          <w:i/>
+          <w:color w:val="FF0000"/>
+          <w:sz w:val="24"/>
+        </w:rPr>
+        <w:t>Тропар (г. 8):</w:t>
+      </w:r>
+      <w:r>
+        <w:rPr>
+          <w:rFonts w:ascii="Times New Roman" w:hAnsi="Times New Roman"/>
+          <w:sz w:val="24"/>
+        </w:rPr>
+        <w:t xml:space="preserve"> Православія наставнику, благочестя учителю і чистоти вселенної світильнику,* архиєреїв богонатхненна прикрасо, Василію премудрий,* ученням твоїм Ти все просвітив, сопілко духовна.* Моли Христа Бога, щоб спаслися душі наші.</w:t>
       </w:r>
     </w:p>
     <w:p>
@@ -8168,34 +8056,28 @@
       </w:r>
     </w:p>
     <w:p>
-      <w:pPr>
-        <w:spacing w:after="120" w:line="240" w:lineRule="auto"/>
-        <w:ind w:hanging="2"/>
-        <w:jc w:val="both"/>
-        <w:rPr>
-          <w:rFonts w:ascii="Times New Roman" w:hAnsi="Times New Roman"/>
-          <w:sz w:val="24"/>
-          <w:szCs w:val="24"/>
-        </w:rPr>
-      </w:pPr>
-      <w:r>
-        <w:rPr>
-          <w:rFonts w:ascii="Times New Roman" w:hAnsi="Times New Roman"/>
-          <w:i/>
-          <w:color w:val="FF0000"/>
-          <w:sz w:val="24"/>
-          <w:szCs w:val="24"/>
-        </w:rPr>
-        <w:lastRenderedPageBreak/>
-        <w:t>Кондак (г. 4):</w:t>
-      </w:r>
-      <w:r>
-        <w:rPr>
-          <w:rFonts w:ascii="Times New Roman" w:hAnsi="Times New Roman"/>
-          <w:sz w:val="24"/>
-          <w:szCs w:val="24"/>
-        </w:rPr>
-        <w:t xml:space="preserve"> Настало чесне свято апостолів,* що просвічує нас і проганяє гріховну імлу* від тих, які взивають:* явилося світло і прийшло визволення.</w:t>
+      <w:r>
+        <w:rPr>
+          <w:rFonts w:ascii="Times New Roman" w:hAnsi="Times New Roman"/>
+          <w:i/>
+          <w:color w:val="FF0000"/>
+          <w:sz w:val="24"/>
+        </w:rPr>
+        <w:t>Кондак (г. 2):</w:t>
+      </w:r>
+      <w:r>
+        <w:rPr>
+          <w:rFonts w:ascii="Times New Roman" w:hAnsi="Times New Roman"/>
+          <w:sz w:val="24"/>
+        </w:rPr>
+        <w:t xml:space="preserve"> Запалившись світл</w:t>
+      </w:r>
+      <w:r>
+        <w:rPr>
+          <w:rFonts w:ascii="Times New Roman" w:hAnsi="Times New Roman"/>
+          <w:sz w:val="24"/>
+        </w:rPr>
+        <w:t xml:space="preserve">ом Всевишнього, Блаженний отче,* ти просвітлюєш усіх, що з любов’ю вшановують твоє чесне страждання.* Василію священностраждальний,* моли Христа Бога неустанно за всіх нас. </w:t>
       </w:r>
     </w:p>
     <w:p>
